--- a/ADG/02장/2장_실습문제_정답.docx
+++ b/ADG/02장/2장_실습문제_정답.docx
@@ -34,7 +34,7 @@
           <w:b/>
           <w:sz w:val="21"/>
         </w:rPr>
-        <w:t>[하-01] 정답: ① Maximum Performance</w:t>
+        <w:t>[하-01] 정답: ② Maximum Performance</w:t>
       </w:r>
     </w:p>
     <w:p>
@@ -53,7 +53,7 @@
           <w:b/>
           <w:sz w:val="21"/>
         </w:rPr>
-        <w:t>[하-02] 정답: ① LOG_ARCHIVE_DEST_n</w:t>
+        <w:t>[하-02] 정답: ④ LOG_ARCHIVE_DEST_n</w:t>
       </w:r>
     </w:p>
     <w:p>
@@ -72,7 +72,7 @@
           <w:b/>
           <w:sz w:val="21"/>
         </w:rPr>
-        <w:t>[하-03] 정답: ① tnsnames.ora의 넷 서비스 이름</w:t>
+        <w:t>[하-03] 정답: ② tnsnames.ora의 넷 서비스 이름</w:t>
       </w:r>
     </w:p>
     <w:p>
@@ -110,7 +110,7 @@
           <w:b/>
           <w:sz w:val="21"/>
         </w:rPr>
-        <w:t>[하-05] 정답: ① TTnn</w:t>
+        <w:t>[하-05] 정답: ③ TTnn</w:t>
       </w:r>
     </w:p>
     <w:p>
@@ -129,7 +129,7 @@
           <w:b/>
           <w:sz w:val="21"/>
         </w:rPr>
-        <w:t>[하-06] 정답: ① Standby가 디스크에 기록한 뒤 확인을 보낸다</w:t>
+        <w:t>[하-06] 정답: ② Standby가 디스크에 기록한 뒤 확인을 보낸다</w:t>
       </w:r>
     </w:p>
     <w:p>
@@ -167,7 +167,7 @@
           <w:b/>
           <w:sz w:val="21"/>
         </w:rPr>
-        <w:t>[하-08] 정답: ① PROTECTION_LEVEL</w:t>
+        <w:t>[하-08] 정답: ④ PROTECTION_LEVEL</w:t>
       </w:r>
     </w:p>
     <w:p>
@@ -186,7 +186,7 @@
           <w:b/>
           <w:sz w:val="21"/>
         </w:rPr>
-        <w:t>[하-09] 정답: ① 인스턴스를 종료한다</w:t>
+        <w:t>[하-09] 정답: ② 인스턴스를 종료한다</w:t>
       </w:r>
     </w:p>
     <w:p>
@@ -205,7 +205,7 @@
           <w:b/>
           <w:sz w:val="21"/>
         </w:rPr>
-        <w:t>[하-10] 정답: ① 계속 운영하고 PROTECTION_LEVEL만 떨어진다</w:t>
+        <w:t>[하-10] 정답: ④ 계속 운영하고 PROTECTION_LEVEL만 떨어진다</w:t>
       </w:r>
     </w:p>
     <w:p>
@@ -224,7 +224,7 @@
           <w:b/>
           <w:sz w:val="21"/>
         </w:rPr>
-        <w:t>[하-11] 정답: ① PARALLELSYNC</w:t>
+        <w:t>[하-11] 정답: ③ PARALLELSYNC</w:t>
       </w:r>
     </w:p>
     <w:p>
@@ -262,7 +262,7 @@
           <w:b/>
           <w:sz w:val="21"/>
         </w:rPr>
-        <w:t>[하-13] 정답: ① 온라인 리두 그룹 수 + 1 이상</w:t>
+        <w:t>[하-13] 정답: ④ 온라인 리두 그룹 수 + 1 이상</w:t>
       </w:r>
     </w:p>
     <w:p>
@@ -281,7 +281,7 @@
           <w:b/>
           <w:sz w:val="21"/>
         </w:rPr>
-        <w:t>[하-14] 정답: ① 온라인 리두와 정확히 같아야 한다</w:t>
+        <w:t>[하-14] 정답: ③ 온라인 리두와 정확히 같아야 한다</w:t>
       </w:r>
     </w:p>
     <w:p>
@@ -319,7 +319,7 @@
           <w:b/>
           <w:sz w:val="21"/>
         </w:rPr>
-        <w:t>[하-16] 정답: ① 로컬 온라인 리두 로그에 기록된 시점</w:t>
+        <w:t>[하-16] 정답: ② 로컬 온라인 리두 로그에 기록된 시점</w:t>
       </w:r>
     </w:p>
     <w:p>
@@ -338,7 +338,7 @@
           <w:b/>
           <w:sz w:val="21"/>
         </w:rPr>
-        <w:t>[하-17] 정답: ① ORA-01154</w:t>
+        <w:t>[하-17] 정답: ④ ORA-01154</w:t>
       </w:r>
     </w:p>
     <w:p>
@@ -357,7 +357,7 @@
           <w:b/>
           <w:sz w:val="21"/>
         </w:rPr>
-        <w:t>[하-18] 정답: ① ORA-03113</w:t>
+        <w:t>[하-18] 정답: ④ ORA-03113</w:t>
       </w:r>
     </w:p>
     <w:p>
@@ -395,7 +395,7 @@
           <w:b/>
           <w:sz w:val="21"/>
         </w:rPr>
-        <w:t>[하-20] 정답: ① 설정한 수준에 도달하려고 따라잡는 중이다</w:t>
+        <w:t>[하-20] 정답: ③ 설정한 수준에 도달하려고 따라잡는 중이다</w:t>
       </w:r>
     </w:p>
     <w:p>
@@ -422,7 +422,7 @@
           <w:b/>
           <w:sz w:val="21"/>
         </w:rPr>
-        <w:t>[중-01] 정답: ① 두 모드의 커밋 조건은 같고 장애 시 행동만 다르다</w:t>
+        <w:t>[중-01] 정답: ③ 두 모드의 커밋 조건은 같고 장애 시 행동만 다르다</w:t>
       </w:r>
     </w:p>
     <w:p>
@@ -441,7 +441,7 @@
           <w:b/>
           <w:sz w:val="21"/>
         </w:rPr>
-        <w:t>[중-02] 정답: ① WRONG VALID_ROLE</w:t>
+        <w:t>[중-02] 정답: ④ WRONG VALID_ROLE</w:t>
       </w:r>
     </w:p>
     <w:p>
@@ -479,7 +479,7 @@
           <w:b/>
           <w:sz w:val="21"/>
         </w:rPr>
-        <w:t>[중-04] 정답: ① `V$ARCHIVE_DEST`의 `VALID_NOW`</w:t>
+        <w:t>[중-04] 정답: ③ `V$ARCHIVE_DEST`의 `VALID_NOW`</w:t>
       </w:r>
     </w:p>
     <w:p>
@@ -498,7 +498,7 @@
           <w:b/>
           <w:sz w:val="21"/>
         </w:rPr>
-        <w:t>[중-05] 정답: ① DEFERRED는 사람이 껐고 DISABLED는 오라클이 껐다</w:t>
+        <w:t>[중-05] 정답: ③ DEFERRED는 사람이 껐고 DISABLED는 오라클이 껐다</w:t>
       </w:r>
     </w:p>
     <w:p>
@@ -536,7 +536,7 @@
           <w:b/>
           <w:sz w:val="21"/>
         </w:rPr>
-        <w:t>[중-07] 정답: ① 네트워크가 몇 초 흔들리면 목적지를 실패로 볼 것인가</w:t>
+        <w:t>[중-07] 정답: ② 네트워크가 몇 초 흔들리면 목적지를 실패로 볼 것인가</w:t>
       </w:r>
     </w:p>
     <w:p>
@@ -555,7 +555,7 @@
           <w:b/>
           <w:sz w:val="21"/>
         </w:rPr>
-        <w:t>[중-08] 정답: ① Active Data Guard의 실시간 조회</w:t>
+        <w:t>[중-08] 정답: ③ Active Data Guard의 실시간 조회</w:t>
       </w:r>
     </w:p>
     <w:p>
@@ -593,7 +593,7 @@
           <w:b/>
           <w:sz w:val="21"/>
         </w:rPr>
-        <w:t>[중-10] 정답: ① physical standby는 자기 온라인 리두에 리두를 쓰지 않기 때문</w:t>
+        <w:t>[중-10] 정답: ④ physical standby는 자기 온라인 리두에 리두를 쓰지 않기 때문</w:t>
       </w:r>
     </w:p>
     <w:p>
@@ -612,7 +612,7 @@
           <w:b/>
           <w:sz w:val="21"/>
         </w:rPr>
-        <w:t>[중-11] 정답: ① ORA-01126으로 거부된다</w:t>
+        <w:t>[중-11] 정답: ④ ORA-01126으로 거부된다</w:t>
       </w:r>
     </w:p>
     <w:p>
@@ -631,7 +631,7 @@
           <w:b/>
           <w:sz w:val="21"/>
         </w:rPr>
-        <w:t>[중-12] 정답: ① ORA-01126으로 거부된다</w:t>
+        <w:t>[중-12] 정답: ② ORA-01126으로 거부된다</w:t>
       </w:r>
     </w:p>
     <w:p>
@@ -669,7 +669,7 @@
           <w:b/>
           <w:sz w:val="21"/>
         </w:rPr>
-        <w:t>[중-14] 정답: ① 목적지가 ASYNC였기 때문</w:t>
+        <w:t>[중-14] 정답: ④ 목적지가 ASYNC였기 때문</w:t>
       </w:r>
     </w:p>
     <w:p>
@@ -688,7 +688,7 @@
           <w:b/>
           <w:sz w:val="21"/>
         </w:rPr>
-        <w:t>[중-15] 정답: ① NOAFFIRM이 적용된다</w:t>
+        <w:t>[중-15] 정답: ② NOAFFIRM이 적용된다</w:t>
       </w:r>
     </w:p>
     <w:p>
@@ -707,7 +707,7 @@
           <w:b/>
           <w:sz w:val="21"/>
         </w:rPr>
-        <w:t>[중-16] 정답: ① ORA-10458 / ORA-01196으로 거부된다</w:t>
+        <w:t>[중-16] 정답: ② ORA-10458 / ORA-01196으로 거부된다</w:t>
       </w:r>
     </w:p>
     <w:p>
@@ -726,7 +726,7 @@
           <w:b/>
           <w:sz w:val="21"/>
         </w:rPr>
-        <w:t>[중-17] 정답: ① STARTUP MOUNT → 보호 모드 하향 → OPEN</w:t>
+        <w:t>[중-17] 정답: ③ STARTUP MOUNT → 보호 모드 하향 → OPEN</w:t>
       </w:r>
     </w:p>
     <w:p>
@@ -745,7 +745,7 @@
           <w:b/>
           <w:sz w:val="21"/>
         </w:rPr>
-        <w:t>[중-18] 정답: ① LGWR</w:t>
+        <w:t>[중-18] 정답: ② LGWR</w:t>
       </w:r>
     </w:p>
     <w:p>
@@ -783,7 +783,7 @@
           <w:b/>
           <w:sz w:val="21"/>
         </w:rPr>
-        <w:t>[중-20] 정답: ① 커밋 완료와 원격 확인 응답을 묶느냐 끊느냐</w:t>
+        <w:t>[중-20] 정답: ④ 커밋 완료와 원격 확인 응답을 묶느냐 끊느냐</w:t>
       </w:r>
     </w:p>
     <w:p>
@@ -810,7 +810,7 @@
           <w:b/>
           <w:sz w:val="21"/>
         </w:rPr>
-        <w:t>[상-01] 정답: ① 실제 원인은 보호 모드 요건 미충족이며, 요건만 갖추면 OPEN 상태에서도 전환된다</w:t>
+        <w:t>[상-01] 정답: ④ 실제 원인은 보호 모드 요건 미충족이며, 요건만 갖추면 OPEN 상태에서도 전환된다</w:t>
       </w:r>
     </w:p>
     <w:p>
@@ -829,7 +829,7 @@
           <w:b/>
           <w:sz w:val="21"/>
         </w:rPr>
-        <w:t>[상-02] 정답: ① 동기 전송 + SRL + PROTECTION_LEVEL이 이미 MAXIMUM AVAILABILITY일 것</w:t>
+        <w:t>[상-02] 정답: ③ 동기 전송 + SRL + PROTECTION_LEVEL이 이미 MAXIMUM AVAILABILITY일 것</w:t>
       </w:r>
     </w:p>
     <w:p>
@@ -848,7 +848,7 @@
           <w:b/>
           <w:sz w:val="21"/>
         </w:rPr>
-        <w:t>[상-03] 정답: ① 오라클이 Primary의 의존 관계를 알고 종료를 막은 것이다</w:t>
+        <w:t>[상-03] 정답: ② 오라클이 Primary의 의존 관계를 알고 종료를 막은 것이다</w:t>
       </w:r>
     </w:p>
     <w:p>
@@ -886,7 +886,7 @@
           <w:b/>
           <w:sz w:val="21"/>
         </w:rPr>
-        <w:t>[상-05] 정답: ① `V$ARCHIVE_DEST_STATUS`의 `STATUS`와 `ERROR`를 함께 본다</w:t>
+        <w:t>[상-05] 정답: ④ `V$ARCHIVE_DEST_STATUS`의 `STATUS`와 `ERROR`를 함께 본다</w:t>
       </w:r>
     </w:p>
     <w:p>
@@ -924,7 +924,7 @@
           <w:b/>
           <w:sz w:val="21"/>
         </w:rPr>
-        <w:t>[상-07] 정답: ① `V$DATAGUARD_STATS`의 transport lag</w:t>
+        <w:t>[상-07] 정답: ③ `V$DATAGUARD_STATS`의 transport lag</w:t>
       </w:r>
     </w:p>
     <w:p>
@@ -943,7 +943,7 @@
           <w:b/>
           <w:sz w:val="21"/>
         </w:rPr>
-        <w:t>[상-08] 정답: ① 무손실 보장을 유지한 채 서비스를 재개할 수 있다</w:t>
+        <w:t>[상-08] 정답: ② 무손실 보장을 유지한 채 서비스를 재개할 수 있다</w:t>
       </w:r>
     </w:p>
     <w:p>
@@ -962,7 +962,7 @@
           <w:b/>
           <w:sz w:val="21"/>
         </w:rPr>
-        <w:t>[상-09] 정답: ① Broker가 되돌리거나 경고를 낸다</w:t>
+        <w:t>[상-09] 정답: ② Broker가 되돌리거나 경고를 낸다</w:t>
       </w:r>
     </w:p>
     <w:p>
@@ -981,7 +981,7 @@
           <w:b/>
           <w:sz w:val="21"/>
         </w:rPr>
-        <w:t>[상-10] 정답: ① `PROTECTION_MODE`와 `PROTECTION_LEVEL`이 계속 일치하는지</w:t>
+        <w:t>[상-10] 정답: ③ `PROTECTION_MODE`와 `PROTECTION_LEVEL`이 계속 일치하는지</w:t>
       </w:r>
     </w:p>
     <w:p>

--- a/ADG/02장/2장_실습문제_정답.docx
+++ b/ADG/02장/2장_실습문제_정답.docx
@@ -100,7 +100,21 @@
           <w:rFonts w:ascii="맑은 고딕" w:hAnsi="맑은 고딕" w:eastAsia="맑은 고딕"/>
           <w:sz w:val="21"/>
         </w:rPr>
-        <w:t>해설: Network Server SYNC의 약자다. 실측에서 SYNC AFFIRM으로 바꾸자 NSS2가 `role='sync'`로 새로 떴다.</w:t>
+        <w:t xml:space="preserve">해설: Network Server SYNC의 약자다. 실측에서 SYNC AFFIRM으로 바꾸자 NSS2가 </w:t>
+      </w:r>
+      <w:r>
+        <w:rPr>
+          <w:rFonts w:ascii="Consolas" w:hAnsi="Consolas" w:eastAsia="맑은 고딕"/>
+          <w:sz w:val="21"/>
+        </w:rPr>
+        <w:t xml:space="preserve">role='sync'</w:t>
+      </w:r>
+      <w:r>
+        <w:rPr>
+          <w:rFonts w:ascii="맑은 고딕" w:hAnsi="맑은 고딕" w:eastAsia="맑은 고딕"/>
+          <w:sz w:val="21"/>
+        </w:rPr>
+        <w:t xml:space="preserve">로 새로 떴다.</w:t>
       </w:r>
     </w:p>
     <w:p>
@@ -119,7 +133,21 @@
           <w:rFonts w:ascii="맑은 고딕" w:hAnsi="맑은 고딕" w:eastAsia="맑은 고딕"/>
           <w:sz w:val="21"/>
         </w:rPr>
-        <w:t>해설: 비동기 전송 슬레이브다. 실측에서 TT04가 `async ORL single` 역할로 리두 본류를 전송했다.</w:t>
+        <w:t xml:space="preserve">해설: 비동기 전송 슬레이브다. 실측에서 TT04가 </w:t>
+      </w:r>
+      <w:r>
+        <w:rPr>
+          <w:rFonts w:ascii="Consolas" w:hAnsi="Consolas" w:eastAsia="맑은 고딕"/>
+          <w:sz w:val="21"/>
+        </w:rPr>
+        <w:t xml:space="preserve">async ORL single</w:t>
+      </w:r>
+      <w:r>
+        <w:rPr>
+          <w:rFonts w:ascii="맑은 고딕" w:hAnsi="맑은 고딕" w:eastAsia="맑은 고딕"/>
+          <w:sz w:val="21"/>
+        </w:rPr>
+        <w:t xml:space="preserve"> 역할로 리두 본류를 전송했다.</w:t>
       </w:r>
     </w:p>
     <w:p>
@@ -195,7 +223,21 @@
           <w:rFonts w:ascii="맑은 고딕" w:hAnsi="맑은 고딕" w:eastAsia="맑은 고딕"/>
           <w:sz w:val="21"/>
         </w:rPr>
-        <w:t>해설: 실측 알림 로그에 `WARN: Instance shutdown required to protect primary`가 남고 LGWR이 인스턴스를 종료했다.</w:t>
+        <w:t xml:space="preserve">해설: 실측 알림 로그에 </w:t>
+      </w:r>
+      <w:r>
+        <w:rPr>
+          <w:rFonts w:ascii="Consolas" w:hAnsi="Consolas" w:eastAsia="맑은 고딕"/>
+          <w:sz w:val="21"/>
+        </w:rPr>
+        <w:t xml:space="preserve">WARN: Instance shutdown required to protect primary</w:t>
+      </w:r>
+      <w:r>
+        <w:rPr>
+          <w:rFonts w:ascii="맑은 고딕" w:hAnsi="맑은 고딕" w:eastAsia="맑은 고딕"/>
+          <w:sz w:val="21"/>
+        </w:rPr>
+        <w:t xml:space="preserve">가 남고 LGWR이 인스턴스를 종료했다.</w:t>
       </w:r>
     </w:p>
     <w:p>
@@ -233,7 +275,21 @@
           <w:rFonts w:ascii="맑은 고딕" w:hAnsi="맑은 고딕" w:eastAsia="맑은 고딕"/>
           <w:sz w:val="21"/>
         </w:rPr>
-        <w:t>해설: 여러 동기 목적지를 병렬로 전송한다는 뜻이며 동기 전송이 켜졌음을 나타낸다. 함께 `AFFIRM`도 YES가 된다.</w:t>
+        <w:t xml:space="preserve">해설: 여러 동기 목적지를 병렬로 전송한다는 뜻이며 동기 전송이 켜졌음을 나타낸다. 함께 </w:t>
+      </w:r>
+      <w:r>
+        <w:rPr>
+          <w:rFonts w:ascii="Consolas" w:hAnsi="Consolas" w:eastAsia="맑은 고딕"/>
+          <w:sz w:val="21"/>
+        </w:rPr>
+        <w:t xml:space="preserve">AFFIRM</w:t>
+      </w:r>
+      <w:r>
+        <w:rPr>
+          <w:rFonts w:ascii="맑은 고딕" w:hAnsi="맑은 고딕" w:eastAsia="맑은 고딕"/>
+          <w:sz w:val="21"/>
+        </w:rPr>
+        <w:t xml:space="preserve">도 YES가 된다.</w:t>
       </w:r>
     </w:p>
     <w:p>
@@ -309,7 +365,21 @@
           <w:rFonts w:ascii="맑은 고딕" w:hAnsi="맑은 고딕" w:eastAsia="맑은 고딕"/>
           <w:sz w:val="21"/>
         </w:rPr>
-        <w:t>해설: `VALID_FOR=(ONLINE_LOGFILES, PRIMARY_ROLE)` 형태다. 역할 전환 시 목적지가 자동으로 켜지고 꺼지도록 한다.</w:t>
+        <w:t xml:space="preserve">해설: </w:t>
+      </w:r>
+      <w:r>
+        <w:rPr>
+          <w:rFonts w:ascii="Consolas" w:hAnsi="Consolas" w:eastAsia="맑은 고딕"/>
+          <w:sz w:val="21"/>
+        </w:rPr>
+        <w:t xml:space="preserve">VALID_FOR=(ONLINE_LOGFILES, PRIMARY_ROLE)</w:t>
+      </w:r>
+      <w:r>
+        <w:rPr>
+          <w:rFonts w:ascii="맑은 고딕" w:hAnsi="맑은 고딕" w:eastAsia="맑은 고딕"/>
+          <w:sz w:val="21"/>
+        </w:rPr>
+        <w:t xml:space="preserve"> 형태다. 역할 전환 시 목적지가 자동으로 켜지고 꺼지도록 한다.</w:t>
       </w:r>
     </w:p>
     <w:p>
@@ -469,7 +539,63 @@
           <w:rFonts w:ascii="맑은 고딕" w:hAnsi="맑은 고딕" w:eastAsia="맑은 고딕"/>
           <w:sz w:val="21"/>
         </w:rPr>
-        <w:t>해설: 실측에서 "System altered"가 나왔고 `V$ARCHIVE_DEST_STATUS`의 `STATUS`가 VALID, `ERROR`도 비어 있었다. 유일한 단서가 `VALID_NOW`였다.</w:t>
+        <w:t xml:space="preserve">해설: 실측에서 "System altered"가 나왔고 </w:t>
+      </w:r>
+      <w:r>
+        <w:rPr>
+          <w:rFonts w:ascii="Consolas" w:hAnsi="Consolas" w:eastAsia="맑은 고딕"/>
+          <w:sz w:val="21"/>
+        </w:rPr>
+        <w:t xml:space="preserve">V$ARCHIVE_DEST_STATUS</w:t>
+      </w:r>
+      <w:r>
+        <w:rPr>
+          <w:rFonts w:ascii="맑은 고딕" w:hAnsi="맑은 고딕" w:eastAsia="맑은 고딕"/>
+          <w:sz w:val="21"/>
+        </w:rPr>
+        <w:t xml:space="preserve">의 </w:t>
+      </w:r>
+      <w:r>
+        <w:rPr>
+          <w:rFonts w:ascii="Consolas" w:hAnsi="Consolas" w:eastAsia="맑은 고딕"/>
+          <w:sz w:val="21"/>
+        </w:rPr>
+        <w:t xml:space="preserve">STATUS</w:t>
+      </w:r>
+      <w:r>
+        <w:rPr>
+          <w:rFonts w:ascii="맑은 고딕" w:hAnsi="맑은 고딕" w:eastAsia="맑은 고딕"/>
+          <w:sz w:val="21"/>
+        </w:rPr>
+        <w:t xml:space="preserve">가 VALID, </w:t>
+      </w:r>
+      <w:r>
+        <w:rPr>
+          <w:rFonts w:ascii="Consolas" w:hAnsi="Consolas" w:eastAsia="맑은 고딕"/>
+          <w:sz w:val="21"/>
+        </w:rPr>
+        <w:t xml:space="preserve">ERROR</w:t>
+      </w:r>
+      <w:r>
+        <w:rPr>
+          <w:rFonts w:ascii="맑은 고딕" w:hAnsi="맑은 고딕" w:eastAsia="맑은 고딕"/>
+          <w:sz w:val="21"/>
+        </w:rPr>
+        <w:t xml:space="preserve">도 비어 있었다. 유일한 단서가 </w:t>
+      </w:r>
+      <w:r>
+        <w:rPr>
+          <w:rFonts w:ascii="Consolas" w:hAnsi="Consolas" w:eastAsia="맑은 고딕"/>
+          <w:sz w:val="21"/>
+        </w:rPr>
+        <w:t xml:space="preserve">VALID_NOW</w:t>
+      </w:r>
+      <w:r>
+        <w:rPr>
+          <w:rFonts w:ascii="맑은 고딕" w:hAnsi="맑은 고딕" w:eastAsia="맑은 고딕"/>
+          <w:sz w:val="21"/>
+        </w:rPr>
+        <w:t xml:space="preserve">였다.</w:t>
       </w:r>
     </w:p>
     <w:p>
@@ -479,7 +605,31 @@
           <w:b/>
           <w:sz w:val="21"/>
         </w:rPr>
-        <w:t>[중-04] 정답: ③ `V$ARCHIVE_DEST`의 `VALID_NOW`</w:t>
+        <w:t xml:space="preserve">[중-04] 정답: ③ </w:t>
+      </w:r>
+      <w:r>
+        <w:rPr>
+          <w:rFonts w:ascii="Consolas" w:hAnsi="Consolas" w:eastAsia="맑은 고딕"/>
+          <w:b/>
+          <w:sz w:val="21"/>
+        </w:rPr>
+        <w:t xml:space="preserve">V$ARCHIVE_DEST</w:t>
+      </w:r>
+      <w:r>
+        <w:rPr>
+          <w:rFonts w:ascii="맑은 고딕" w:hAnsi="맑은 고딕" w:eastAsia="맑은 고딕"/>
+          <w:b/>
+          <w:sz w:val="21"/>
+        </w:rPr>
+        <w:t xml:space="preserve">의 </w:t>
+      </w:r>
+      <w:r>
+        <w:rPr>
+          <w:rFonts w:ascii="Consolas" w:hAnsi="Consolas" w:eastAsia="맑은 고딕"/>
+          <w:b/>
+          <w:sz w:val="21"/>
+        </w:rPr>
+        <w:t xml:space="preserve">VALID_NOW</w:t>
       </w:r>
     </w:p>
     <w:p>
@@ -488,7 +638,35 @@
           <w:rFonts w:ascii="맑은 고딕" w:hAnsi="맑은 고딕" w:eastAsia="맑은 고딕"/>
           <w:sz w:val="21"/>
         </w:rPr>
-        <w:t>해설: `STATUS`는 "이 목적지에 문제가 없는가", `VALID_NOW`는 "지금 이 목적지를 실제로 쓰는가"다. 서로 다른 질문에 답한다.</w:t>
+        <w:t xml:space="preserve">해설: </w:t>
+      </w:r>
+      <w:r>
+        <w:rPr>
+          <w:rFonts w:ascii="Consolas" w:hAnsi="Consolas" w:eastAsia="맑은 고딕"/>
+          <w:sz w:val="21"/>
+        </w:rPr>
+        <w:t xml:space="preserve">STATUS</w:t>
+      </w:r>
+      <w:r>
+        <w:rPr>
+          <w:rFonts w:ascii="맑은 고딕" w:hAnsi="맑은 고딕" w:eastAsia="맑은 고딕"/>
+          <w:sz w:val="21"/>
+        </w:rPr>
+        <w:t xml:space="preserve">는 "이 목적지에 문제가 없는가", </w:t>
+      </w:r>
+      <w:r>
+        <w:rPr>
+          <w:rFonts w:ascii="Consolas" w:hAnsi="Consolas" w:eastAsia="맑은 고딕"/>
+          <w:sz w:val="21"/>
+        </w:rPr>
+        <w:t xml:space="preserve">VALID_NOW</w:t>
+      </w:r>
+      <w:r>
+        <w:rPr>
+          <w:rFonts w:ascii="맑은 고딕" w:hAnsi="맑은 고딕" w:eastAsia="맑은 고딕"/>
+          <w:sz w:val="21"/>
+        </w:rPr>
+        <w:t xml:space="preserve">는 "지금 이 목적지를 실제로 쓰는가"다. 서로 다른 질문에 답한다.</w:t>
       </w:r>
     </w:p>
     <w:p>
@@ -507,7 +685,21 @@
           <w:rFonts w:ascii="맑은 고딕" w:hAnsi="맑은 고딕" w:eastAsia="맑은 고딕"/>
           <w:sz w:val="21"/>
         </w:rPr>
-        <w:t>해설: 전자는 `LOG_ARCHIVE_DEST_STATE_n = DEFER`로 명시적으로 끈 상태, 후자는 재시도 한도를 넘겨 오라클이 끈 상태다.</w:t>
+        <w:t xml:space="preserve">해설: 전자는 </w:t>
+      </w:r>
+      <w:r>
+        <w:rPr>
+          <w:rFonts w:ascii="Consolas" w:hAnsi="Consolas" w:eastAsia="맑은 고딕"/>
+          <w:sz w:val="21"/>
+        </w:rPr>
+        <w:t xml:space="preserve">LOG_ARCHIVE_DEST_STATE_n = DEFER</w:t>
+      </w:r>
+      <w:r>
+        <w:rPr>
+          <w:rFonts w:ascii="맑은 고딕" w:hAnsi="맑은 고딕" w:eastAsia="맑은 고딕"/>
+          <w:sz w:val="21"/>
+        </w:rPr>
+        <w:t xml:space="preserve">로 명시적으로 끈 상태, 후자는 재시도 한도를 넘겨 오라클이 끈 상태다.</w:t>
       </w:r>
     </w:p>
     <w:p>
@@ -526,7 +718,21 @@
           <w:rFonts w:ascii="맑은 고딕" w:hAnsi="맑은 고딕" w:eastAsia="맑은 고딕"/>
           <w:sz w:val="21"/>
         </w:rPr>
-        <w:t>해설: 실측에서 SYNC로 바꾼 직후 NSS2가 뜨고 TT02·TT04가 CLOSING으로 나타났다. `ALTER SYSTEM ARCHIVE LOG CURRENT`로 전환이 매듭지어진다.</w:t>
+        <w:t xml:space="preserve">해설: 실측에서 SYNC로 바꾼 직후 NSS2가 뜨고 TT02·TT04가 CLOSING으로 나타났다. </w:t>
+      </w:r>
+      <w:r>
+        <w:rPr>
+          <w:rFonts w:ascii="Consolas" w:hAnsi="Consolas" w:eastAsia="맑은 고딕"/>
+          <w:sz w:val="21"/>
+        </w:rPr>
+        <w:t xml:space="preserve">ALTER SYSTEM ARCHIVE LOG CURRENT</w:t>
+      </w:r>
+      <w:r>
+        <w:rPr>
+          <w:rFonts w:ascii="맑은 고딕" w:hAnsi="맑은 고딕" w:eastAsia="맑은 고딕"/>
+          <w:sz w:val="21"/>
+        </w:rPr>
+        <w:t xml:space="preserve">로 전환이 매듭지어진다.</w:t>
       </w:r>
     </w:p>
     <w:p>
@@ -564,7 +770,21 @@
           <w:rFonts w:ascii="맑은 고딕" w:hAnsi="맑은 고딕" w:eastAsia="맑은 고딕"/>
           <w:sz w:val="21"/>
         </w:rPr>
-        <w:t>해설: `DELAY`는 적용을 일부러 늦춰 사람 실수에 대비하지만, 지연된 Standby는 최신 데이터를 보여 주지 못한다. 요즘은 Flashback Database로 같은 목적을 달성한다.</w:t>
+        <w:t xml:space="preserve">해설: </w:t>
+      </w:r>
+      <w:r>
+        <w:rPr>
+          <w:rFonts w:ascii="Consolas" w:hAnsi="Consolas" w:eastAsia="맑은 고딕"/>
+          <w:sz w:val="21"/>
+        </w:rPr>
+        <w:t xml:space="preserve">DELAY</w:t>
+      </w:r>
+      <w:r>
+        <w:rPr>
+          <w:rFonts w:ascii="맑은 고딕" w:hAnsi="맑은 고딕" w:eastAsia="맑은 고딕"/>
+          <w:sz w:val="21"/>
+        </w:rPr>
+        <w:t xml:space="preserve">는 적용을 일부러 늦춰 사람 실수에 대비하지만, 지연된 Standby는 최신 데이터를 보여 주지 못한다. 요즘은 Flashback Database로 같은 목적을 달성한다.</w:t>
       </w:r>
     </w:p>
     <w:p>
@@ -716,7 +936,35 @@
           <w:rFonts w:ascii="맑은 고딕" w:hAnsi="맑은 고딕" w:eastAsia="맑은 고딕"/>
           <w:sz w:val="21"/>
         </w:rPr>
-        <w:t>해설: 실측에서 `standby database requires recovery`와 `file 1 is inconsistent due to a failed media recovery session`이 함께 나왔다. MRP를 먼저 돌려 따라잡게 한 뒤에 열어야 한다.</w:t>
+        <w:t xml:space="preserve">해설: 실측에서 </w:t>
+      </w:r>
+      <w:r>
+        <w:rPr>
+          <w:rFonts w:ascii="Consolas" w:hAnsi="Consolas" w:eastAsia="맑은 고딕"/>
+          <w:sz w:val="21"/>
+        </w:rPr>
+        <w:t xml:space="preserve">standby database requires recovery</w:t>
+      </w:r>
+      <w:r>
+        <w:rPr>
+          <w:rFonts w:ascii="맑은 고딕" w:hAnsi="맑은 고딕" w:eastAsia="맑은 고딕"/>
+          <w:sz w:val="21"/>
+        </w:rPr>
+        <w:t xml:space="preserve">와 </w:t>
+      </w:r>
+      <w:r>
+        <w:rPr>
+          <w:rFonts w:ascii="Consolas" w:hAnsi="Consolas" w:eastAsia="맑은 고딕"/>
+          <w:sz w:val="21"/>
+        </w:rPr>
+        <w:t xml:space="preserve">file 1 is inconsistent due to a failed media recovery session</w:t>
+      </w:r>
+      <w:r>
+        <w:rPr>
+          <w:rFonts w:ascii="맑은 고딕" w:hAnsi="맑은 고딕" w:eastAsia="맑은 고딕"/>
+          <w:sz w:val="21"/>
+        </w:rPr>
+        <w:t xml:space="preserve">이 함께 나왔다. MRP를 먼저 돌려 따라잡게 한 뒤에 열어야 한다.</w:t>
       </w:r>
     </w:p>
     <w:p>
@@ -754,7 +1002,21 @@
           <w:rFonts w:ascii="맑은 고딕" w:hAnsi="맑은 고딕" w:eastAsia="맑은 고딕"/>
           <w:sz w:val="21"/>
         </w:rPr>
-        <w:t>해설: 실측 알림 로그에 `Instance terminated by LGWR, pid = 7843`이 남았다. 커밋을 책임지는 프로세스가 약속을 지킬 수 없다고 판단한 것이다.</w:t>
+        <w:t xml:space="preserve">해설: 실측 알림 로그에 </w:t>
+      </w:r>
+      <w:r>
+        <w:rPr>
+          <w:rFonts w:ascii="Consolas" w:hAnsi="Consolas" w:eastAsia="맑은 고딕"/>
+          <w:sz w:val="21"/>
+        </w:rPr>
+        <w:t xml:space="preserve">Instance terminated by LGWR, pid = 7843</w:t>
+      </w:r>
+      <w:r>
+        <w:rPr>
+          <w:rFonts w:ascii="맑은 고딕" w:hAnsi="맑은 고딕" w:eastAsia="맑은 고딕"/>
+          <w:sz w:val="21"/>
+        </w:rPr>
+        <w:t xml:space="preserve">이 남았다. 커밋을 책임지는 프로세스가 약속을 지킬 수 없다고 판단한 것이다.</w:t>
       </w:r>
     </w:p>
     <w:p>
@@ -773,7 +1035,21 @@
           <w:rFonts w:ascii="맑은 고딕" w:hAnsi="맑은 고딕" w:eastAsia="맑은 고딕"/>
           <w:sz w:val="21"/>
         </w:rPr>
-        <w:t>해설: `SCOPE=BOTH`는 spfile에도 반영되어 재기동 뒤에도 유지된다. 실험 목적이라면 MEMORY가 안전하다.</w:t>
+        <w:t xml:space="preserve">해설: </w:t>
+      </w:r>
+      <w:r>
+        <w:rPr>
+          <w:rFonts w:ascii="Consolas" w:hAnsi="Consolas" w:eastAsia="맑은 고딕"/>
+          <w:sz w:val="21"/>
+        </w:rPr>
+        <w:t xml:space="preserve">SCOPE=BOTH</w:t>
+      </w:r>
+      <w:r>
+        <w:rPr>
+          <w:rFonts w:ascii="맑은 고딕" w:hAnsi="맑은 고딕" w:eastAsia="맑은 고딕"/>
+          <w:sz w:val="21"/>
+        </w:rPr>
+        <w:t xml:space="preserve">는 spfile에도 반영되어 재기동 뒤에도 유지된다. 실험 목적이라면 MEMORY가 안전하다.</w:t>
       </w:r>
     </w:p>
     <w:p>
@@ -886,7 +1162,55 @@
           <w:b/>
           <w:sz w:val="21"/>
         </w:rPr>
-        <w:t>[상-05] 정답: ④ `V$ARCHIVE_DEST_STATUS`의 `STATUS`와 `ERROR`를 함께 본다</w:t>
+        <w:t xml:space="preserve">[상-05] 정답: ④ </w:t>
+      </w:r>
+      <w:r>
+        <w:rPr>
+          <w:rFonts w:ascii="Consolas" w:hAnsi="Consolas" w:eastAsia="맑은 고딕"/>
+          <w:b/>
+          <w:sz w:val="21"/>
+        </w:rPr>
+        <w:t xml:space="preserve">V$ARCHIVE_DEST_STATUS</w:t>
+      </w:r>
+      <w:r>
+        <w:rPr>
+          <w:rFonts w:ascii="맑은 고딕" w:hAnsi="맑은 고딕" w:eastAsia="맑은 고딕"/>
+          <w:b/>
+          <w:sz w:val="21"/>
+        </w:rPr>
+        <w:t xml:space="preserve">의 </w:t>
+      </w:r>
+      <w:r>
+        <w:rPr>
+          <w:rFonts w:ascii="Consolas" w:hAnsi="Consolas" w:eastAsia="맑은 고딕"/>
+          <w:b/>
+          <w:sz w:val="21"/>
+        </w:rPr>
+        <w:t xml:space="preserve">STATUS</w:t>
+      </w:r>
+      <w:r>
+        <w:rPr>
+          <w:rFonts w:ascii="맑은 고딕" w:hAnsi="맑은 고딕" w:eastAsia="맑은 고딕"/>
+          <w:b/>
+          <w:sz w:val="21"/>
+        </w:rPr>
+        <w:t xml:space="preserve">와 </w:t>
+      </w:r>
+      <w:r>
+        <w:rPr>
+          <w:rFonts w:ascii="Consolas" w:hAnsi="Consolas" w:eastAsia="맑은 고딕"/>
+          <w:b/>
+          <w:sz w:val="21"/>
+        </w:rPr>
+        <w:t xml:space="preserve">ERROR</w:t>
+      </w:r>
+      <w:r>
+        <w:rPr>
+          <w:rFonts w:ascii="맑은 고딕" w:hAnsi="맑은 고딕" w:eastAsia="맑은 고딕"/>
+          <w:b/>
+          <w:sz w:val="21"/>
+        </w:rPr>
+        <w:t xml:space="preserve">를 함께 본다</w:t>
       </w:r>
     </w:p>
     <w:p>
@@ -924,7 +1248,23 @@
           <w:b/>
           <w:sz w:val="21"/>
         </w:rPr>
-        <w:t>[상-07] 정답: ③ `V$DATAGUARD_STATS`의 transport lag</w:t>
+        <w:t xml:space="preserve">[상-07] 정답: ③ </w:t>
+      </w:r>
+      <w:r>
+        <w:rPr>
+          <w:rFonts w:ascii="Consolas" w:hAnsi="Consolas" w:eastAsia="맑은 고딕"/>
+          <w:b/>
+          <w:sz w:val="21"/>
+        </w:rPr>
+        <w:t xml:space="preserve">V$DATAGUARD_STATS</w:t>
+      </w:r>
+      <w:r>
+        <w:rPr>
+          <w:rFonts w:ascii="맑은 고딕" w:hAnsi="맑은 고딕" w:eastAsia="맑은 고딕"/>
+          <w:b/>
+          <w:sz w:val="21"/>
+        </w:rPr>
+        <w:t xml:space="preserve">의 transport lag</w:t>
       </w:r>
     </w:p>
     <w:p>
@@ -971,7 +1311,21 @@
           <w:rFonts w:ascii="맑은 고딕" w:hAnsi="맑은 고딕" w:eastAsia="맑은 고딕"/>
           <w:sz w:val="21"/>
         </w:rPr>
-        <w:t>해설: Broker 환경에서는 전송 방식을 `LogXptMode` 속성으로 지정한다. 두 방식을 섞어 쓰지 않는 원칙이 필요하며 13장에서 재현한다.</w:t>
+        <w:t xml:space="preserve">해설: Broker 환경에서는 전송 방식을 </w:t>
+      </w:r>
+      <w:r>
+        <w:rPr>
+          <w:rFonts w:ascii="Consolas" w:hAnsi="Consolas" w:eastAsia="맑은 고딕"/>
+          <w:sz w:val="21"/>
+        </w:rPr>
+        <w:t xml:space="preserve">LogXptMode</w:t>
+      </w:r>
+      <w:r>
+        <w:rPr>
+          <w:rFonts w:ascii="맑은 고딕" w:hAnsi="맑은 고딕" w:eastAsia="맑은 고딕"/>
+          <w:sz w:val="21"/>
+        </w:rPr>
+        <w:t xml:space="preserve"> 속성으로 지정한다. 두 방식을 섞어 쓰지 않는 원칙이 필요하며 13장에서 재현한다.</w:t>
       </w:r>
     </w:p>
     <w:p>
@@ -981,7 +1335,39 @@
           <w:b/>
           <w:sz w:val="21"/>
         </w:rPr>
-        <w:t>[상-10] 정답: ③ `PROTECTION_MODE`와 `PROTECTION_LEVEL`이 계속 일치하는지</w:t>
+        <w:t xml:space="preserve">[상-10] 정답: ③ </w:t>
+      </w:r>
+      <w:r>
+        <w:rPr>
+          <w:rFonts w:ascii="Consolas" w:hAnsi="Consolas" w:eastAsia="맑은 고딕"/>
+          <w:b/>
+          <w:sz w:val="21"/>
+        </w:rPr>
+        <w:t xml:space="preserve">PROTECTION_MODE</w:t>
+      </w:r>
+      <w:r>
+        <w:rPr>
+          <w:rFonts w:ascii="맑은 고딕" w:hAnsi="맑은 고딕" w:eastAsia="맑은 고딕"/>
+          <w:b/>
+          <w:sz w:val="21"/>
+        </w:rPr>
+        <w:t xml:space="preserve">와 </w:t>
+      </w:r>
+      <w:r>
+        <w:rPr>
+          <w:rFonts w:ascii="Consolas" w:hAnsi="Consolas" w:eastAsia="맑은 고딕"/>
+          <w:b/>
+          <w:sz w:val="21"/>
+        </w:rPr>
+        <w:t xml:space="preserve">PROTECTION_LEVEL</w:t>
+      </w:r>
+      <w:r>
+        <w:rPr>
+          <w:rFonts w:ascii="맑은 고딕" w:hAnsi="맑은 고딕" w:eastAsia="맑은 고딕"/>
+          <w:b/>
+          <w:sz w:val="21"/>
+        </w:rPr>
+        <w:t xml:space="preserve">이 계속 일치하는지</w:t>
       </w:r>
     </w:p>
     <w:p>
@@ -994,6 +1380,8 @@
       </w:r>
     </w:p>
     <w:sectPr>
+      <w:headerReference w:type="default" r:id="rId9"/>
+      <w:footerReference w:type="default" r:id="rId10"/>
       <w:pgSz w:w="12240" w:h="15840"/>
       <w:pgMar w:top="1440" w:right="1800" w:bottom="1440" w:left="1800" w:header="720" w:footer="720" w:gutter="0"/>
       <w:cols w:space="720"/>
@@ -1001,6 +1389,26 @@
     </w:sectPr>
   </w:body>
 </w:document>
+</file>
+
+<file path=word/footer1.xml><?xml version="1.0" encoding="utf-8"?>
+<w:ftr xmlns:m="http://schemas.openxmlformats.org/officeDocument/2006/math" xmlns:mc="http://schemas.openxmlformats.org/markup-compatibility/2006" xmlns:mo="http://schemas.microsoft.com/office/mac/office/2008/main" xmlns:mv="urn:schemas-microsoft-com:mac:vml" xmlns:o="urn:schemas-microsoft-com:office:office" xmlns:r="http://schemas.openxmlformats.org/officeDocument/2006/relationships" xmlns:v="urn:schemas-microsoft-com:vml" xmlns:w10="urn:schemas-microsoft-com:office:word" xmlns:w14="http://schemas.microsoft.com/office/word/2010/wordml" xmlns:w="http://schemas.openxmlformats.org/wordprocessingml/2006/main" xmlns:wne="http://schemas.microsoft.com/office/word/2006/wordml" xmlns:wp14="http://schemas.microsoft.com/office/word/2010/wordprocessingDrawing" xmlns:wp="http://schemas.openxmlformats.org/drawingml/2006/wordprocessingDrawing" xmlns:wpc="http://schemas.microsoft.com/office/word/2010/wordprocessingCanvas" xmlns:wpg="http://schemas.microsoft.com/office/word/2010/wordprocessingGroup" xmlns:wpi="http://schemas.microsoft.com/office/word/2010/wordprocessingInk" xmlns:wps="http://schemas.microsoft.com/office/word/2010/wordprocessingShape" mc:Ignorable="w14 wp14">
+  <w:p>
+    <w:pPr>
+      <w:pStyle w:val="Footer"/>
+    </w:pPr>
+  </w:p>
+</w:ftr>
+</file>
+
+<file path=word/header1.xml><?xml version="1.0" encoding="utf-8"?>
+<w:hdr xmlns:m="http://schemas.openxmlformats.org/officeDocument/2006/math" xmlns:mc="http://schemas.openxmlformats.org/markup-compatibility/2006" xmlns:mo="http://schemas.microsoft.com/office/mac/office/2008/main" xmlns:mv="urn:schemas-microsoft-com:mac:vml" xmlns:o="urn:schemas-microsoft-com:office:office" xmlns:r="http://schemas.openxmlformats.org/officeDocument/2006/relationships" xmlns:v="urn:schemas-microsoft-com:vml" xmlns:w10="urn:schemas-microsoft-com:office:word" xmlns:w14="http://schemas.microsoft.com/office/word/2010/wordml" xmlns:w="http://schemas.openxmlformats.org/wordprocessingml/2006/main" xmlns:wne="http://schemas.microsoft.com/office/word/2006/wordml" xmlns:wp14="http://schemas.microsoft.com/office/word/2010/wordprocessingDrawing" xmlns:wp="http://schemas.openxmlformats.org/drawingml/2006/wordprocessingDrawing" xmlns:wpc="http://schemas.microsoft.com/office/word/2010/wordprocessingCanvas" xmlns:wpg="http://schemas.microsoft.com/office/word/2010/wordprocessingGroup" xmlns:wpi="http://schemas.microsoft.com/office/word/2010/wordprocessingInk" xmlns:wps="http://schemas.microsoft.com/office/word/2010/wordprocessingShape" mc:Ignorable="w14 wp14">
+  <w:p>
+    <w:pPr>
+      <w:pStyle w:val="Header"/>
+    </w:pPr>
+  </w:p>
+</w:hdr>
 </file>
 
 <file path=word/numbering.xml><?xml version="1.0" encoding="utf-8"?>

--- a/ADG/02장/2장_실습문제_정답.docx
+++ b/ADG/02장/2장_실습문제_정답.docx
@@ -34,7 +34,7 @@
           <w:b/>
           <w:sz w:val="21"/>
         </w:rPr>
-        <w:t>[하-01] 정답: ① Maximum Performance</w:t>
+        <w:t>[하-01] 정답: ② Maximum Performance</w:t>
       </w:r>
     </w:p>
     <w:p>
@@ -53,7 +53,7 @@
           <w:b/>
           <w:sz w:val="21"/>
         </w:rPr>
-        <w:t>[하-02] 정답: ① LOG_ARCHIVE_DEST_n</w:t>
+        <w:t>[하-02] 정답: ④ LOG_ARCHIVE_DEST_n</w:t>
       </w:r>
     </w:p>
     <w:p>
@@ -72,7 +72,7 @@
           <w:b/>
           <w:sz w:val="21"/>
         </w:rPr>
-        <w:t>[하-03] 정답: ① tnsnames.ora의 넷 서비스 이름</w:t>
+        <w:t>[하-03] 정답: ② tnsnames.ora의 넷 서비스 이름</w:t>
       </w:r>
     </w:p>
     <w:p>
@@ -100,7 +100,21 @@
           <w:rFonts w:ascii="맑은 고딕" w:hAnsi="맑은 고딕" w:eastAsia="맑은 고딕"/>
           <w:sz w:val="21"/>
         </w:rPr>
-        <w:t>해설: Network Server SYNC의 약자다. 실측에서 SYNC AFFIRM으로 바꾸자 NSS2가 `role='sync'`로 새로 떴다.</w:t>
+        <w:t xml:space="preserve">해설: Network Server SYNC의 약자다. 실측에서 SYNC AFFIRM으로 바꾸자 NSS2가 </w:t>
+      </w:r>
+      <w:r>
+        <w:rPr>
+          <w:rFonts w:ascii="Consolas" w:hAnsi="Consolas" w:eastAsia="맑은 고딕"/>
+          <w:sz w:val="21"/>
+        </w:rPr>
+        <w:t xml:space="preserve">role='sync'</w:t>
+      </w:r>
+      <w:r>
+        <w:rPr>
+          <w:rFonts w:ascii="맑은 고딕" w:hAnsi="맑은 고딕" w:eastAsia="맑은 고딕"/>
+          <w:sz w:val="21"/>
+        </w:rPr>
+        <w:t xml:space="preserve">로 새로 떴다.</w:t>
       </w:r>
     </w:p>
     <w:p>
@@ -110,7 +124,7 @@
           <w:b/>
           <w:sz w:val="21"/>
         </w:rPr>
-        <w:t>[하-05] 정답: ① TTnn</w:t>
+        <w:t>[하-05] 정답: ③ TTnn</w:t>
       </w:r>
     </w:p>
     <w:p>
@@ -119,7 +133,21 @@
           <w:rFonts w:ascii="맑은 고딕" w:hAnsi="맑은 고딕" w:eastAsia="맑은 고딕"/>
           <w:sz w:val="21"/>
         </w:rPr>
-        <w:t>해설: 비동기 전송 슬레이브다. 실측에서 TT04가 `async ORL single` 역할로 리두 본류를 전송했다.</w:t>
+        <w:t xml:space="preserve">해설: 비동기 전송 슬레이브다. 실측에서 TT04가 </w:t>
+      </w:r>
+      <w:r>
+        <w:rPr>
+          <w:rFonts w:ascii="Consolas" w:hAnsi="Consolas" w:eastAsia="맑은 고딕"/>
+          <w:sz w:val="21"/>
+        </w:rPr>
+        <w:t xml:space="preserve">async ORL single</w:t>
+      </w:r>
+      <w:r>
+        <w:rPr>
+          <w:rFonts w:ascii="맑은 고딕" w:hAnsi="맑은 고딕" w:eastAsia="맑은 고딕"/>
+          <w:sz w:val="21"/>
+        </w:rPr>
+        <w:t xml:space="preserve"> 역할로 리두 본류를 전송했다.</w:t>
       </w:r>
     </w:p>
     <w:p>
@@ -129,7 +157,7 @@
           <w:b/>
           <w:sz w:val="21"/>
         </w:rPr>
-        <w:t>[하-06] 정답: ① Standby가 디스크에 기록한 뒤 확인을 보낸다</w:t>
+        <w:t>[하-06] 정답: ② Standby가 디스크에 기록한 뒤 확인을 보낸다</w:t>
       </w:r>
     </w:p>
     <w:p>
@@ -167,7 +195,7 @@
           <w:b/>
           <w:sz w:val="21"/>
         </w:rPr>
-        <w:t>[하-08] 정답: ① PROTECTION_LEVEL</w:t>
+        <w:t>[하-08] 정답: ④ PROTECTION_LEVEL</w:t>
       </w:r>
     </w:p>
     <w:p>
@@ -186,7 +214,7 @@
           <w:b/>
           <w:sz w:val="21"/>
         </w:rPr>
-        <w:t>[하-09] 정답: ① 인스턴스를 종료한다</w:t>
+        <w:t>[하-09] 정답: ② 인스턴스를 종료한다</w:t>
       </w:r>
     </w:p>
     <w:p>
@@ -195,7 +223,21 @@
           <w:rFonts w:ascii="맑은 고딕" w:hAnsi="맑은 고딕" w:eastAsia="맑은 고딕"/>
           <w:sz w:val="21"/>
         </w:rPr>
-        <w:t>해설: 실측 알림 로그에 `WARN: Instance shutdown required to protect primary`가 남고 LGWR이 인스턴스를 종료했다.</w:t>
+        <w:t xml:space="preserve">해설: 실측 알림 로그에 </w:t>
+      </w:r>
+      <w:r>
+        <w:rPr>
+          <w:rFonts w:ascii="Consolas" w:hAnsi="Consolas" w:eastAsia="맑은 고딕"/>
+          <w:sz w:val="21"/>
+        </w:rPr>
+        <w:t xml:space="preserve">WARN: Instance shutdown required to protect primary</w:t>
+      </w:r>
+      <w:r>
+        <w:rPr>
+          <w:rFonts w:ascii="맑은 고딕" w:hAnsi="맑은 고딕" w:eastAsia="맑은 고딕"/>
+          <w:sz w:val="21"/>
+        </w:rPr>
+        <w:t xml:space="preserve">가 남고 LGWR이 인스턴스를 종료했다.</w:t>
       </w:r>
     </w:p>
     <w:p>
@@ -205,7 +247,7 @@
           <w:b/>
           <w:sz w:val="21"/>
         </w:rPr>
-        <w:t>[하-10] 정답: ① 계속 운영하고 PROTECTION_LEVEL만 떨어진다</w:t>
+        <w:t>[하-10] 정답: ④ 계속 운영하고 PROTECTION_LEVEL만 떨어진다</w:t>
       </w:r>
     </w:p>
     <w:p>
@@ -224,7 +266,7 @@
           <w:b/>
           <w:sz w:val="21"/>
         </w:rPr>
-        <w:t>[하-11] 정답: ① PARALLELSYNC</w:t>
+        <w:t>[하-11] 정답: ③ PARALLELSYNC</w:t>
       </w:r>
     </w:p>
     <w:p>
@@ -233,7 +275,21 @@
           <w:rFonts w:ascii="맑은 고딕" w:hAnsi="맑은 고딕" w:eastAsia="맑은 고딕"/>
           <w:sz w:val="21"/>
         </w:rPr>
-        <w:t>해설: 여러 동기 목적지를 병렬로 전송한다는 뜻이며 동기 전송이 켜졌음을 나타낸다. 함께 `AFFIRM`도 YES가 된다.</w:t>
+        <w:t xml:space="preserve">해설: 여러 동기 목적지를 병렬로 전송한다는 뜻이며 동기 전송이 켜졌음을 나타낸다. 함께 </w:t>
+      </w:r>
+      <w:r>
+        <w:rPr>
+          <w:rFonts w:ascii="Consolas" w:hAnsi="Consolas" w:eastAsia="맑은 고딕"/>
+          <w:sz w:val="21"/>
+        </w:rPr>
+        <w:t xml:space="preserve">AFFIRM</w:t>
+      </w:r>
+      <w:r>
+        <w:rPr>
+          <w:rFonts w:ascii="맑은 고딕" w:hAnsi="맑은 고딕" w:eastAsia="맑은 고딕"/>
+          <w:sz w:val="21"/>
+        </w:rPr>
+        <w:t xml:space="preserve">도 YES가 된다.</w:t>
       </w:r>
     </w:p>
     <w:p>
@@ -262,7 +318,7 @@
           <w:b/>
           <w:sz w:val="21"/>
         </w:rPr>
-        <w:t>[하-13] 정답: ① 온라인 리두 그룹 수 + 1 이상</w:t>
+        <w:t>[하-13] 정답: ④ 온라인 리두 그룹 수 + 1 이상</w:t>
       </w:r>
     </w:p>
     <w:p>
@@ -281,7 +337,7 @@
           <w:b/>
           <w:sz w:val="21"/>
         </w:rPr>
-        <w:t>[하-14] 정답: ① 온라인 리두와 정확히 같아야 한다</w:t>
+        <w:t>[하-14] 정답: ③ 온라인 리두와 정확히 같아야 한다</w:t>
       </w:r>
     </w:p>
     <w:p>
@@ -309,7 +365,21 @@
           <w:rFonts w:ascii="맑은 고딕" w:hAnsi="맑은 고딕" w:eastAsia="맑은 고딕"/>
           <w:sz w:val="21"/>
         </w:rPr>
-        <w:t>해설: `VALID_FOR=(ONLINE_LOGFILES, PRIMARY_ROLE)` 형태다. 역할 전환 시 목적지가 자동으로 켜지고 꺼지도록 한다.</w:t>
+        <w:t xml:space="preserve">해설: </w:t>
+      </w:r>
+      <w:r>
+        <w:rPr>
+          <w:rFonts w:ascii="Consolas" w:hAnsi="Consolas" w:eastAsia="맑은 고딕"/>
+          <w:sz w:val="21"/>
+        </w:rPr>
+        <w:t xml:space="preserve">VALID_FOR=(ONLINE_LOGFILES, PRIMARY_ROLE)</w:t>
+      </w:r>
+      <w:r>
+        <w:rPr>
+          <w:rFonts w:ascii="맑은 고딕" w:hAnsi="맑은 고딕" w:eastAsia="맑은 고딕"/>
+          <w:sz w:val="21"/>
+        </w:rPr>
+        <w:t xml:space="preserve"> 형태다. 역할 전환 시 목적지가 자동으로 켜지고 꺼지도록 한다.</w:t>
       </w:r>
     </w:p>
     <w:p>
@@ -319,7 +389,7 @@
           <w:b/>
           <w:sz w:val="21"/>
         </w:rPr>
-        <w:t>[하-16] 정답: ① 로컬 온라인 리두 로그에 기록된 시점</w:t>
+        <w:t>[하-16] 정답: ② 로컬 온라인 리두 로그에 기록된 시점</w:t>
       </w:r>
     </w:p>
     <w:p>
@@ -338,7 +408,7 @@
           <w:b/>
           <w:sz w:val="21"/>
         </w:rPr>
-        <w:t>[하-17] 정답: ① ORA-01154</w:t>
+        <w:t>[하-17] 정답: ④ ORA-01154</w:t>
       </w:r>
     </w:p>
     <w:p>
@@ -357,7 +427,7 @@
           <w:b/>
           <w:sz w:val="21"/>
         </w:rPr>
-        <w:t>[하-18] 정답: ① ORA-03113</w:t>
+        <w:t>[하-18] 정답: ④ ORA-03113</w:t>
       </w:r>
     </w:p>
     <w:p>
@@ -395,7 +465,7 @@
           <w:b/>
           <w:sz w:val="21"/>
         </w:rPr>
-        <w:t>[하-20] 정답: ① 설정한 수준에 도달하려고 따라잡는 중이다</w:t>
+        <w:t>[하-20] 정답: ③ 설정한 수준에 도달하려고 따라잡는 중이다</w:t>
       </w:r>
     </w:p>
     <w:p>
@@ -422,7 +492,7 @@
           <w:b/>
           <w:sz w:val="21"/>
         </w:rPr>
-        <w:t>[중-01] 정답: ① 두 모드의 커밋 조건은 같고 장애 시 행동만 다르다</w:t>
+        <w:t>[중-01] 정답: ③ 두 모드의 커밋 조건은 같고 장애 시 행동만 다르다</w:t>
       </w:r>
     </w:p>
     <w:p>
@@ -441,7 +511,7 @@
           <w:b/>
           <w:sz w:val="21"/>
         </w:rPr>
-        <w:t>[중-02] 정답: ① WRONG VALID_ROLE</w:t>
+        <w:t>[중-02] 정답: ④ WRONG VALID_ROLE</w:t>
       </w:r>
     </w:p>
     <w:p>
@@ -469,7 +539,63 @@
           <w:rFonts w:ascii="맑은 고딕" w:hAnsi="맑은 고딕" w:eastAsia="맑은 고딕"/>
           <w:sz w:val="21"/>
         </w:rPr>
-        <w:t>해설: 실측에서 "System altered"가 나왔고 `V$ARCHIVE_DEST_STATUS`의 `STATUS`가 VALID, `ERROR`도 비어 있었다. 유일한 단서가 `VALID_NOW`였다.</w:t>
+        <w:t xml:space="preserve">해설: 실측에서 "System altered"가 나왔고 </w:t>
+      </w:r>
+      <w:r>
+        <w:rPr>
+          <w:rFonts w:ascii="Consolas" w:hAnsi="Consolas" w:eastAsia="맑은 고딕"/>
+          <w:sz w:val="21"/>
+        </w:rPr>
+        <w:t xml:space="preserve">V$ARCHIVE_DEST_STATUS</w:t>
+      </w:r>
+      <w:r>
+        <w:rPr>
+          <w:rFonts w:ascii="맑은 고딕" w:hAnsi="맑은 고딕" w:eastAsia="맑은 고딕"/>
+          <w:sz w:val="21"/>
+        </w:rPr>
+        <w:t xml:space="preserve">의 </w:t>
+      </w:r>
+      <w:r>
+        <w:rPr>
+          <w:rFonts w:ascii="Consolas" w:hAnsi="Consolas" w:eastAsia="맑은 고딕"/>
+          <w:sz w:val="21"/>
+        </w:rPr>
+        <w:t xml:space="preserve">STATUS</w:t>
+      </w:r>
+      <w:r>
+        <w:rPr>
+          <w:rFonts w:ascii="맑은 고딕" w:hAnsi="맑은 고딕" w:eastAsia="맑은 고딕"/>
+          <w:sz w:val="21"/>
+        </w:rPr>
+        <w:t xml:space="preserve">가 VALID, </w:t>
+      </w:r>
+      <w:r>
+        <w:rPr>
+          <w:rFonts w:ascii="Consolas" w:hAnsi="Consolas" w:eastAsia="맑은 고딕"/>
+          <w:sz w:val="21"/>
+        </w:rPr>
+        <w:t xml:space="preserve">ERROR</w:t>
+      </w:r>
+      <w:r>
+        <w:rPr>
+          <w:rFonts w:ascii="맑은 고딕" w:hAnsi="맑은 고딕" w:eastAsia="맑은 고딕"/>
+          <w:sz w:val="21"/>
+        </w:rPr>
+        <w:t xml:space="preserve">도 비어 있었다. 유일한 단서가 </w:t>
+      </w:r>
+      <w:r>
+        <w:rPr>
+          <w:rFonts w:ascii="Consolas" w:hAnsi="Consolas" w:eastAsia="맑은 고딕"/>
+          <w:sz w:val="21"/>
+        </w:rPr>
+        <w:t xml:space="preserve">VALID_NOW</w:t>
+      </w:r>
+      <w:r>
+        <w:rPr>
+          <w:rFonts w:ascii="맑은 고딕" w:hAnsi="맑은 고딕" w:eastAsia="맑은 고딕"/>
+          <w:sz w:val="21"/>
+        </w:rPr>
+        <w:t xml:space="preserve">였다.</w:t>
       </w:r>
     </w:p>
     <w:p>
@@ -479,7 +605,31 @@
           <w:b/>
           <w:sz w:val="21"/>
         </w:rPr>
-        <w:t>[중-04] 정답: ① `V$ARCHIVE_DEST`의 `VALID_NOW`</w:t>
+        <w:t xml:space="preserve">[중-04] 정답: ③ </w:t>
+      </w:r>
+      <w:r>
+        <w:rPr>
+          <w:rFonts w:ascii="Consolas" w:hAnsi="Consolas" w:eastAsia="맑은 고딕"/>
+          <w:b/>
+          <w:sz w:val="21"/>
+        </w:rPr>
+        <w:t xml:space="preserve">V$ARCHIVE_DEST</w:t>
+      </w:r>
+      <w:r>
+        <w:rPr>
+          <w:rFonts w:ascii="맑은 고딕" w:hAnsi="맑은 고딕" w:eastAsia="맑은 고딕"/>
+          <w:b/>
+          <w:sz w:val="21"/>
+        </w:rPr>
+        <w:t xml:space="preserve">의 </w:t>
+      </w:r>
+      <w:r>
+        <w:rPr>
+          <w:rFonts w:ascii="Consolas" w:hAnsi="Consolas" w:eastAsia="맑은 고딕"/>
+          <w:b/>
+          <w:sz w:val="21"/>
+        </w:rPr>
+        <w:t xml:space="preserve">VALID_NOW</w:t>
       </w:r>
     </w:p>
     <w:p>
@@ -488,7 +638,35 @@
           <w:rFonts w:ascii="맑은 고딕" w:hAnsi="맑은 고딕" w:eastAsia="맑은 고딕"/>
           <w:sz w:val="21"/>
         </w:rPr>
-        <w:t>해설: `STATUS`는 "이 목적지에 문제가 없는가", `VALID_NOW`는 "지금 이 목적지를 실제로 쓰는가"다. 서로 다른 질문에 답한다.</w:t>
+        <w:t xml:space="preserve">해설: </w:t>
+      </w:r>
+      <w:r>
+        <w:rPr>
+          <w:rFonts w:ascii="Consolas" w:hAnsi="Consolas" w:eastAsia="맑은 고딕"/>
+          <w:sz w:val="21"/>
+        </w:rPr>
+        <w:t xml:space="preserve">STATUS</w:t>
+      </w:r>
+      <w:r>
+        <w:rPr>
+          <w:rFonts w:ascii="맑은 고딕" w:hAnsi="맑은 고딕" w:eastAsia="맑은 고딕"/>
+          <w:sz w:val="21"/>
+        </w:rPr>
+        <w:t xml:space="preserve">는 "이 목적지에 문제가 없는가", </w:t>
+      </w:r>
+      <w:r>
+        <w:rPr>
+          <w:rFonts w:ascii="Consolas" w:hAnsi="Consolas" w:eastAsia="맑은 고딕"/>
+          <w:sz w:val="21"/>
+        </w:rPr>
+        <w:t xml:space="preserve">VALID_NOW</w:t>
+      </w:r>
+      <w:r>
+        <w:rPr>
+          <w:rFonts w:ascii="맑은 고딕" w:hAnsi="맑은 고딕" w:eastAsia="맑은 고딕"/>
+          <w:sz w:val="21"/>
+        </w:rPr>
+        <w:t xml:space="preserve">는 "지금 이 목적지를 실제로 쓰는가"다. 서로 다른 질문에 답한다.</w:t>
       </w:r>
     </w:p>
     <w:p>
@@ -498,7 +676,7 @@
           <w:b/>
           <w:sz w:val="21"/>
         </w:rPr>
-        <w:t>[중-05] 정답: ① DEFERRED는 사람이 껐고 DISABLED는 오라클이 껐다</w:t>
+        <w:t>[중-05] 정답: ③ DEFERRED는 사람이 껐고 DISABLED는 오라클이 껐다</w:t>
       </w:r>
     </w:p>
     <w:p>
@@ -507,7 +685,21 @@
           <w:rFonts w:ascii="맑은 고딕" w:hAnsi="맑은 고딕" w:eastAsia="맑은 고딕"/>
           <w:sz w:val="21"/>
         </w:rPr>
-        <w:t>해설: 전자는 `LOG_ARCHIVE_DEST_STATE_n = DEFER`로 명시적으로 끈 상태, 후자는 재시도 한도를 넘겨 오라클이 끈 상태다.</w:t>
+        <w:t xml:space="preserve">해설: 전자는 </w:t>
+      </w:r>
+      <w:r>
+        <w:rPr>
+          <w:rFonts w:ascii="Consolas" w:hAnsi="Consolas" w:eastAsia="맑은 고딕"/>
+          <w:sz w:val="21"/>
+        </w:rPr>
+        <w:t xml:space="preserve">LOG_ARCHIVE_DEST_STATE_n = DEFER</w:t>
+      </w:r>
+      <w:r>
+        <w:rPr>
+          <w:rFonts w:ascii="맑은 고딕" w:hAnsi="맑은 고딕" w:eastAsia="맑은 고딕"/>
+          <w:sz w:val="21"/>
+        </w:rPr>
+        <w:t xml:space="preserve">로 명시적으로 끈 상태, 후자는 재시도 한도를 넘겨 오라클이 끈 상태다.</w:t>
       </w:r>
     </w:p>
     <w:p>
@@ -526,7 +718,21 @@
           <w:rFonts w:ascii="맑은 고딕" w:hAnsi="맑은 고딕" w:eastAsia="맑은 고딕"/>
           <w:sz w:val="21"/>
         </w:rPr>
-        <w:t>해설: 실측에서 SYNC로 바꾼 직후 NSS2가 뜨고 TT02·TT04가 CLOSING으로 나타났다. `ALTER SYSTEM ARCHIVE LOG CURRENT`로 전환이 매듭지어진다.</w:t>
+        <w:t xml:space="preserve">해설: 실측에서 SYNC로 바꾼 직후 NSS2가 뜨고 TT02·TT04가 CLOSING으로 나타났다. </w:t>
+      </w:r>
+      <w:r>
+        <w:rPr>
+          <w:rFonts w:ascii="Consolas" w:hAnsi="Consolas" w:eastAsia="맑은 고딕"/>
+          <w:sz w:val="21"/>
+        </w:rPr>
+        <w:t xml:space="preserve">ALTER SYSTEM ARCHIVE LOG CURRENT</w:t>
+      </w:r>
+      <w:r>
+        <w:rPr>
+          <w:rFonts w:ascii="맑은 고딕" w:hAnsi="맑은 고딕" w:eastAsia="맑은 고딕"/>
+          <w:sz w:val="21"/>
+        </w:rPr>
+        <w:t xml:space="preserve">로 전환이 매듭지어진다.</w:t>
       </w:r>
     </w:p>
     <w:p>
@@ -536,7 +742,7 @@
           <w:b/>
           <w:sz w:val="21"/>
         </w:rPr>
-        <w:t>[중-07] 정답: ① 네트워크가 몇 초 흔들리면 목적지를 실패로 볼 것인가</w:t>
+        <w:t>[중-07] 정답: ② 네트워크가 몇 초 흔들리면 목적지를 실패로 볼 것인가</w:t>
       </w:r>
     </w:p>
     <w:p>
@@ -555,7 +761,7 @@
           <w:b/>
           <w:sz w:val="21"/>
         </w:rPr>
-        <w:t>[중-08] 정답: ① Active Data Guard의 실시간 조회</w:t>
+        <w:t>[중-08] 정답: ③ Active Data Guard의 실시간 조회</w:t>
       </w:r>
     </w:p>
     <w:p>
@@ -564,7 +770,21 @@
           <w:rFonts w:ascii="맑은 고딕" w:hAnsi="맑은 고딕" w:eastAsia="맑은 고딕"/>
           <w:sz w:val="21"/>
         </w:rPr>
-        <w:t>해설: `DELAY`는 적용을 일부러 늦춰 사람 실수에 대비하지만, 지연된 Standby는 최신 데이터를 보여 주지 못한다. 요즘은 Flashback Database로 같은 목적을 달성한다.</w:t>
+        <w:t xml:space="preserve">해설: </w:t>
+      </w:r>
+      <w:r>
+        <w:rPr>
+          <w:rFonts w:ascii="Consolas" w:hAnsi="Consolas" w:eastAsia="맑은 고딕"/>
+          <w:sz w:val="21"/>
+        </w:rPr>
+        <w:t xml:space="preserve">DELAY</w:t>
+      </w:r>
+      <w:r>
+        <w:rPr>
+          <w:rFonts w:ascii="맑은 고딕" w:hAnsi="맑은 고딕" w:eastAsia="맑은 고딕"/>
+          <w:sz w:val="21"/>
+        </w:rPr>
+        <w:t xml:space="preserve">는 적용을 일부러 늦춰 사람 실수에 대비하지만, 지연된 Standby는 최신 데이터를 보여 주지 못한다. 요즘은 Flashback Database로 같은 목적을 달성한다.</w:t>
       </w:r>
     </w:p>
     <w:p>
@@ -593,7 +813,7 @@
           <w:b/>
           <w:sz w:val="21"/>
         </w:rPr>
-        <w:t>[중-10] 정답: ① physical standby는 자기 온라인 리두에 리두를 쓰지 않기 때문</w:t>
+        <w:t>[중-10] 정답: ④ physical standby는 자기 온라인 리두에 리두를 쓰지 않기 때문</w:t>
       </w:r>
     </w:p>
     <w:p>
@@ -612,7 +832,7 @@
           <w:b/>
           <w:sz w:val="21"/>
         </w:rPr>
-        <w:t>[중-11] 정답: ① ORA-01126으로 거부된다</w:t>
+        <w:t>[중-11] 정답: ④ ORA-01126으로 거부된다</w:t>
       </w:r>
     </w:p>
     <w:p>
@@ -631,7 +851,7 @@
           <w:b/>
           <w:sz w:val="21"/>
         </w:rPr>
-        <w:t>[중-12] 정답: ① ORA-01126으로 거부된다</w:t>
+        <w:t>[중-12] 정답: ② ORA-01126으로 거부된다</w:t>
       </w:r>
     </w:p>
     <w:p>
@@ -669,7 +889,7 @@
           <w:b/>
           <w:sz w:val="21"/>
         </w:rPr>
-        <w:t>[중-14] 정답: ① 목적지가 ASYNC였기 때문</w:t>
+        <w:t>[중-14] 정답: ④ 목적지가 ASYNC였기 때문</w:t>
       </w:r>
     </w:p>
     <w:p>
@@ -688,7 +908,7 @@
           <w:b/>
           <w:sz w:val="21"/>
         </w:rPr>
-        <w:t>[중-15] 정답: ① NOAFFIRM이 적용된다</w:t>
+        <w:t>[중-15] 정답: ② NOAFFIRM이 적용된다</w:t>
       </w:r>
     </w:p>
     <w:p>
@@ -707,7 +927,7 @@
           <w:b/>
           <w:sz w:val="21"/>
         </w:rPr>
-        <w:t>[중-16] 정답: ① ORA-10458 / ORA-01196으로 거부된다</w:t>
+        <w:t>[중-16] 정답: ② ORA-10458 / ORA-01196으로 거부된다</w:t>
       </w:r>
     </w:p>
     <w:p>
@@ -716,7 +936,35 @@
           <w:rFonts w:ascii="맑은 고딕" w:hAnsi="맑은 고딕" w:eastAsia="맑은 고딕"/>
           <w:sz w:val="21"/>
         </w:rPr>
-        <w:t>해설: 실측에서 `standby database requires recovery`와 `file 1 is inconsistent due to a failed media recovery session`이 함께 나왔다. MRP를 먼저 돌려 따라잡게 한 뒤에 열어야 한다.</w:t>
+        <w:t xml:space="preserve">해설: 실측에서 </w:t>
+      </w:r>
+      <w:r>
+        <w:rPr>
+          <w:rFonts w:ascii="Consolas" w:hAnsi="Consolas" w:eastAsia="맑은 고딕"/>
+          <w:sz w:val="21"/>
+        </w:rPr>
+        <w:t xml:space="preserve">standby database requires recovery</w:t>
+      </w:r>
+      <w:r>
+        <w:rPr>
+          <w:rFonts w:ascii="맑은 고딕" w:hAnsi="맑은 고딕" w:eastAsia="맑은 고딕"/>
+          <w:sz w:val="21"/>
+        </w:rPr>
+        <w:t xml:space="preserve">와 </w:t>
+      </w:r>
+      <w:r>
+        <w:rPr>
+          <w:rFonts w:ascii="Consolas" w:hAnsi="Consolas" w:eastAsia="맑은 고딕"/>
+          <w:sz w:val="21"/>
+        </w:rPr>
+        <w:t xml:space="preserve">file 1 is inconsistent due to a failed media recovery session</w:t>
+      </w:r>
+      <w:r>
+        <w:rPr>
+          <w:rFonts w:ascii="맑은 고딕" w:hAnsi="맑은 고딕" w:eastAsia="맑은 고딕"/>
+          <w:sz w:val="21"/>
+        </w:rPr>
+        <w:t xml:space="preserve">이 함께 나왔다. MRP를 먼저 돌려 따라잡게 한 뒤에 열어야 한다.</w:t>
       </w:r>
     </w:p>
     <w:p>
@@ -726,7 +974,7 @@
           <w:b/>
           <w:sz w:val="21"/>
         </w:rPr>
-        <w:t>[중-17] 정답: ① STARTUP MOUNT → 보호 모드 하향 → OPEN</w:t>
+        <w:t>[중-17] 정답: ③ STARTUP MOUNT → 보호 모드 하향 → OPEN</w:t>
       </w:r>
     </w:p>
     <w:p>
@@ -745,7 +993,7 @@
           <w:b/>
           <w:sz w:val="21"/>
         </w:rPr>
-        <w:t>[중-18] 정답: ① LGWR</w:t>
+        <w:t>[중-18] 정답: ② LGWR</w:t>
       </w:r>
     </w:p>
     <w:p>
@@ -754,7 +1002,21 @@
           <w:rFonts w:ascii="맑은 고딕" w:hAnsi="맑은 고딕" w:eastAsia="맑은 고딕"/>
           <w:sz w:val="21"/>
         </w:rPr>
-        <w:t>해설: 실측 알림 로그에 `Instance terminated by LGWR, pid = 7843`이 남았다. 커밋을 책임지는 프로세스가 약속을 지킬 수 없다고 판단한 것이다.</w:t>
+        <w:t xml:space="preserve">해설: 실측 알림 로그에 </w:t>
+      </w:r>
+      <w:r>
+        <w:rPr>
+          <w:rFonts w:ascii="Consolas" w:hAnsi="Consolas" w:eastAsia="맑은 고딕"/>
+          <w:sz w:val="21"/>
+        </w:rPr>
+        <w:t xml:space="preserve">Instance terminated by LGWR, pid = 7843</w:t>
+      </w:r>
+      <w:r>
+        <w:rPr>
+          <w:rFonts w:ascii="맑은 고딕" w:hAnsi="맑은 고딕" w:eastAsia="맑은 고딕"/>
+          <w:sz w:val="21"/>
+        </w:rPr>
+        <w:t xml:space="preserve">이 남았다. 커밋을 책임지는 프로세스가 약속을 지킬 수 없다고 판단한 것이다.</w:t>
       </w:r>
     </w:p>
     <w:p>
@@ -773,7 +1035,21 @@
           <w:rFonts w:ascii="맑은 고딕" w:hAnsi="맑은 고딕" w:eastAsia="맑은 고딕"/>
           <w:sz w:val="21"/>
         </w:rPr>
-        <w:t>해설: `SCOPE=BOTH`는 spfile에도 반영되어 재기동 뒤에도 유지된다. 실험 목적이라면 MEMORY가 안전하다.</w:t>
+        <w:t xml:space="preserve">해설: </w:t>
+      </w:r>
+      <w:r>
+        <w:rPr>
+          <w:rFonts w:ascii="Consolas" w:hAnsi="Consolas" w:eastAsia="맑은 고딕"/>
+          <w:sz w:val="21"/>
+        </w:rPr>
+        <w:t xml:space="preserve">SCOPE=BOTH</w:t>
+      </w:r>
+      <w:r>
+        <w:rPr>
+          <w:rFonts w:ascii="맑은 고딕" w:hAnsi="맑은 고딕" w:eastAsia="맑은 고딕"/>
+          <w:sz w:val="21"/>
+        </w:rPr>
+        <w:t xml:space="preserve">는 spfile에도 반영되어 재기동 뒤에도 유지된다. 실험 목적이라면 MEMORY가 안전하다.</w:t>
       </w:r>
     </w:p>
     <w:p>
@@ -783,7 +1059,7 @@
           <w:b/>
           <w:sz w:val="21"/>
         </w:rPr>
-        <w:t>[중-20] 정답: ① 커밋 완료와 원격 확인 응답을 묶느냐 끊느냐</w:t>
+        <w:t>[중-20] 정답: ④ 커밋 완료와 원격 확인 응답을 묶느냐 끊느냐</w:t>
       </w:r>
     </w:p>
     <w:p>
@@ -810,7 +1086,7 @@
           <w:b/>
           <w:sz w:val="21"/>
         </w:rPr>
-        <w:t>[상-01] 정답: ① 실제 원인은 보호 모드 요건 미충족이며, 요건만 갖추면 OPEN 상태에서도 전환된다</w:t>
+        <w:t>[상-01] 정답: ④ 실제 원인은 보호 모드 요건 미충족이며, 요건만 갖추면 OPEN 상태에서도 전환된다</w:t>
       </w:r>
     </w:p>
     <w:p>
@@ -829,7 +1105,7 @@
           <w:b/>
           <w:sz w:val="21"/>
         </w:rPr>
-        <w:t>[상-02] 정답: ① 동기 전송 + SRL + PROTECTION_LEVEL이 이미 MAXIMUM AVAILABILITY일 것</w:t>
+        <w:t>[상-02] 정답: ③ 동기 전송 + SRL + PROTECTION_LEVEL이 이미 MAXIMUM AVAILABILITY일 것</w:t>
       </w:r>
     </w:p>
     <w:p>
@@ -848,7 +1124,7 @@
           <w:b/>
           <w:sz w:val="21"/>
         </w:rPr>
-        <w:t>[상-03] 정답: ① 오라클이 Primary의 의존 관계를 알고 종료를 막은 것이다</w:t>
+        <w:t>[상-03] 정답: ② 오라클이 Primary의 의존 관계를 알고 종료를 막은 것이다</w:t>
       </w:r>
     </w:p>
     <w:p>
@@ -886,7 +1162,55 @@
           <w:b/>
           <w:sz w:val="21"/>
         </w:rPr>
-        <w:t>[상-05] 정답: ① `V$ARCHIVE_DEST_STATUS`의 `STATUS`와 `ERROR`를 함께 본다</w:t>
+        <w:t xml:space="preserve">[상-05] 정답: ④ </w:t>
+      </w:r>
+      <w:r>
+        <w:rPr>
+          <w:rFonts w:ascii="Consolas" w:hAnsi="Consolas" w:eastAsia="맑은 고딕"/>
+          <w:b/>
+          <w:sz w:val="21"/>
+        </w:rPr>
+        <w:t xml:space="preserve">V$ARCHIVE_DEST_STATUS</w:t>
+      </w:r>
+      <w:r>
+        <w:rPr>
+          <w:rFonts w:ascii="맑은 고딕" w:hAnsi="맑은 고딕" w:eastAsia="맑은 고딕"/>
+          <w:b/>
+          <w:sz w:val="21"/>
+        </w:rPr>
+        <w:t xml:space="preserve">의 </w:t>
+      </w:r>
+      <w:r>
+        <w:rPr>
+          <w:rFonts w:ascii="Consolas" w:hAnsi="Consolas" w:eastAsia="맑은 고딕"/>
+          <w:b/>
+          <w:sz w:val="21"/>
+        </w:rPr>
+        <w:t xml:space="preserve">STATUS</w:t>
+      </w:r>
+      <w:r>
+        <w:rPr>
+          <w:rFonts w:ascii="맑은 고딕" w:hAnsi="맑은 고딕" w:eastAsia="맑은 고딕"/>
+          <w:b/>
+          <w:sz w:val="21"/>
+        </w:rPr>
+        <w:t xml:space="preserve">와 </w:t>
+      </w:r>
+      <w:r>
+        <w:rPr>
+          <w:rFonts w:ascii="Consolas" w:hAnsi="Consolas" w:eastAsia="맑은 고딕"/>
+          <w:b/>
+          <w:sz w:val="21"/>
+        </w:rPr>
+        <w:t xml:space="preserve">ERROR</w:t>
+      </w:r>
+      <w:r>
+        <w:rPr>
+          <w:rFonts w:ascii="맑은 고딕" w:hAnsi="맑은 고딕" w:eastAsia="맑은 고딕"/>
+          <w:b/>
+          <w:sz w:val="21"/>
+        </w:rPr>
+        <w:t xml:space="preserve">를 함께 본다</w:t>
       </w:r>
     </w:p>
     <w:p>
@@ -924,7 +1248,23 @@
           <w:b/>
           <w:sz w:val="21"/>
         </w:rPr>
-        <w:t>[상-07] 정답: ① `V$DATAGUARD_STATS`의 transport lag</w:t>
+        <w:t xml:space="preserve">[상-07] 정답: ③ </w:t>
+      </w:r>
+      <w:r>
+        <w:rPr>
+          <w:rFonts w:ascii="Consolas" w:hAnsi="Consolas" w:eastAsia="맑은 고딕"/>
+          <w:b/>
+          <w:sz w:val="21"/>
+        </w:rPr>
+        <w:t xml:space="preserve">V$DATAGUARD_STATS</w:t>
+      </w:r>
+      <w:r>
+        <w:rPr>
+          <w:rFonts w:ascii="맑은 고딕" w:hAnsi="맑은 고딕" w:eastAsia="맑은 고딕"/>
+          <w:b/>
+          <w:sz w:val="21"/>
+        </w:rPr>
+        <w:t xml:space="preserve">의 transport lag</w:t>
       </w:r>
     </w:p>
     <w:p>
@@ -943,7 +1283,7 @@
           <w:b/>
           <w:sz w:val="21"/>
         </w:rPr>
-        <w:t>[상-08] 정답: ① 무손실 보장을 유지한 채 서비스를 재개할 수 있다</w:t>
+        <w:t>[상-08] 정답: ② 무손실 보장을 유지한 채 서비스를 재개할 수 있다</w:t>
       </w:r>
     </w:p>
     <w:p>
@@ -962,7 +1302,7 @@
           <w:b/>
           <w:sz w:val="21"/>
         </w:rPr>
-        <w:t>[상-09] 정답: ① Broker가 되돌리거나 경고를 낸다</w:t>
+        <w:t>[상-09] 정답: ② Broker가 되돌리거나 경고를 낸다</w:t>
       </w:r>
     </w:p>
     <w:p>
@@ -971,7 +1311,21 @@
           <w:rFonts w:ascii="맑은 고딕" w:hAnsi="맑은 고딕" w:eastAsia="맑은 고딕"/>
           <w:sz w:val="21"/>
         </w:rPr>
-        <w:t>해설: Broker 환경에서는 전송 방식을 `LogXptMode` 속성으로 지정한다. 두 방식을 섞어 쓰지 않는 원칙이 필요하며 13장에서 재현한다.</w:t>
+        <w:t xml:space="preserve">해설: Broker 환경에서는 전송 방식을 </w:t>
+      </w:r>
+      <w:r>
+        <w:rPr>
+          <w:rFonts w:ascii="Consolas" w:hAnsi="Consolas" w:eastAsia="맑은 고딕"/>
+          <w:sz w:val="21"/>
+        </w:rPr>
+        <w:t xml:space="preserve">LogXptMode</w:t>
+      </w:r>
+      <w:r>
+        <w:rPr>
+          <w:rFonts w:ascii="맑은 고딕" w:hAnsi="맑은 고딕" w:eastAsia="맑은 고딕"/>
+          <w:sz w:val="21"/>
+        </w:rPr>
+        <w:t xml:space="preserve"> 속성으로 지정한다. 두 방식을 섞어 쓰지 않는 원칙이 필요하며 13장에서 재현한다.</w:t>
       </w:r>
     </w:p>
     <w:p>
@@ -981,7 +1335,39 @@
           <w:b/>
           <w:sz w:val="21"/>
         </w:rPr>
-        <w:t>[상-10] 정답: ① `PROTECTION_MODE`와 `PROTECTION_LEVEL`이 계속 일치하는지</w:t>
+        <w:t xml:space="preserve">[상-10] 정답: ③ </w:t>
+      </w:r>
+      <w:r>
+        <w:rPr>
+          <w:rFonts w:ascii="Consolas" w:hAnsi="Consolas" w:eastAsia="맑은 고딕"/>
+          <w:b/>
+          <w:sz w:val="21"/>
+        </w:rPr>
+        <w:t xml:space="preserve">PROTECTION_MODE</w:t>
+      </w:r>
+      <w:r>
+        <w:rPr>
+          <w:rFonts w:ascii="맑은 고딕" w:hAnsi="맑은 고딕" w:eastAsia="맑은 고딕"/>
+          <w:b/>
+          <w:sz w:val="21"/>
+        </w:rPr>
+        <w:t xml:space="preserve">와 </w:t>
+      </w:r>
+      <w:r>
+        <w:rPr>
+          <w:rFonts w:ascii="Consolas" w:hAnsi="Consolas" w:eastAsia="맑은 고딕"/>
+          <w:b/>
+          <w:sz w:val="21"/>
+        </w:rPr>
+        <w:t xml:space="preserve">PROTECTION_LEVEL</w:t>
+      </w:r>
+      <w:r>
+        <w:rPr>
+          <w:rFonts w:ascii="맑은 고딕" w:hAnsi="맑은 고딕" w:eastAsia="맑은 고딕"/>
+          <w:b/>
+          <w:sz w:val="21"/>
+        </w:rPr>
+        <w:t xml:space="preserve">이 계속 일치하는지</w:t>
       </w:r>
     </w:p>
     <w:p>
@@ -994,6 +1380,8 @@
       </w:r>
     </w:p>
     <w:sectPr>
+      <w:headerReference w:type="default" r:id="rId9"/>
+      <w:footerReference w:type="default" r:id="rId10"/>
       <w:pgSz w:w="12240" w:h="15840"/>
       <w:pgMar w:top="1440" w:right="1800" w:bottom="1440" w:left="1800" w:header="720" w:footer="720" w:gutter="0"/>
       <w:cols w:space="720"/>
@@ -1001,6 +1389,26 @@
     </w:sectPr>
   </w:body>
 </w:document>
+</file>
+
+<file path=word/footer1.xml><?xml version="1.0" encoding="utf-8"?>
+<w:ftr xmlns:m="http://schemas.openxmlformats.org/officeDocument/2006/math" xmlns:mc="http://schemas.openxmlformats.org/markup-compatibility/2006" xmlns:mo="http://schemas.microsoft.com/office/mac/office/2008/main" xmlns:mv="urn:schemas-microsoft-com:mac:vml" xmlns:o="urn:schemas-microsoft-com:office:office" xmlns:r="http://schemas.openxmlformats.org/officeDocument/2006/relationships" xmlns:v="urn:schemas-microsoft-com:vml" xmlns:w10="urn:schemas-microsoft-com:office:word" xmlns:w14="http://schemas.microsoft.com/office/word/2010/wordml" xmlns:w="http://schemas.openxmlformats.org/wordprocessingml/2006/main" xmlns:wne="http://schemas.microsoft.com/office/word/2006/wordml" xmlns:wp14="http://schemas.microsoft.com/office/word/2010/wordprocessingDrawing" xmlns:wp="http://schemas.openxmlformats.org/drawingml/2006/wordprocessingDrawing" xmlns:wpc="http://schemas.microsoft.com/office/word/2010/wordprocessingCanvas" xmlns:wpg="http://schemas.microsoft.com/office/word/2010/wordprocessingGroup" xmlns:wpi="http://schemas.microsoft.com/office/word/2010/wordprocessingInk" xmlns:wps="http://schemas.microsoft.com/office/word/2010/wordprocessingShape" mc:Ignorable="w14 wp14">
+  <w:p>
+    <w:pPr>
+      <w:pStyle w:val="Footer"/>
+    </w:pPr>
+  </w:p>
+</w:ftr>
+</file>
+
+<file path=word/header1.xml><?xml version="1.0" encoding="utf-8"?>
+<w:hdr xmlns:m="http://schemas.openxmlformats.org/officeDocument/2006/math" xmlns:mc="http://schemas.openxmlformats.org/markup-compatibility/2006" xmlns:mo="http://schemas.microsoft.com/office/mac/office/2008/main" xmlns:mv="urn:schemas-microsoft-com:mac:vml" xmlns:o="urn:schemas-microsoft-com:office:office" xmlns:r="http://schemas.openxmlformats.org/officeDocument/2006/relationships" xmlns:v="urn:schemas-microsoft-com:vml" xmlns:w10="urn:schemas-microsoft-com:office:word" xmlns:w14="http://schemas.microsoft.com/office/word/2010/wordml" xmlns:w="http://schemas.openxmlformats.org/wordprocessingml/2006/main" xmlns:wne="http://schemas.microsoft.com/office/word/2006/wordml" xmlns:wp14="http://schemas.microsoft.com/office/word/2010/wordprocessingDrawing" xmlns:wp="http://schemas.openxmlformats.org/drawingml/2006/wordprocessingDrawing" xmlns:wpc="http://schemas.microsoft.com/office/word/2010/wordprocessingCanvas" xmlns:wpg="http://schemas.microsoft.com/office/word/2010/wordprocessingGroup" xmlns:wpi="http://schemas.microsoft.com/office/word/2010/wordprocessingInk" xmlns:wps="http://schemas.microsoft.com/office/word/2010/wordprocessingShape" mc:Ignorable="w14 wp14">
+  <w:p>
+    <w:pPr>
+      <w:pStyle w:val="Header"/>
+    </w:pPr>
+  </w:p>
+</w:hdr>
 </file>
 
 <file path=word/numbering.xml><?xml version="1.0" encoding="utf-8"?>
